--- a/frontend/public/downloads/legal-launch-binder-v5-2026-07-01.docx
+++ b/frontend/public/downloads/legal-launch-binder-v5-2026-07-01.docx
@@ -6978,15 +6978,7 @@
         <w:pStyle w:val="ListBullet"/>
       </w:pPr>
       <w:r>
-        <w:t>Some payout holds are imposed directly by Stripe or by the card networks pursuant to their own compliance, risk, or reserve obligations. Crafters Market cannot override or accelerate those holds where Stripe or the card network controls fund release. In those cases, resolution is governed by Stripe's Connected Account Agreement and the applicable card-network rules.</w:t>
-      </w:r>
-    </w:p>
-    <w:p>
-      <w:pPr>
-        <w:pStyle w:val="ListBullet"/>
-      </w:pPr>
-      <w:r>
-        <w:t>Certain payout holds may be imposed directly by Stripe, payment networks, financial institutions, or regulatory authorities. Crafters Market cannot override those holds where it does not control fund release.</w:t>
+        <w:t>Some payout holds are imposed directly by third parties — including Stripe, card networks, payment networks, financial institutions, or regulatory authorities — pursuant to their own compliance, risk, or reserve obligations. Crafters Market cannot override or accelerate those holds where it does not control fund release. In those cases, resolution is governed by Stripe's Connected Account Agreement and the applicable card-network or regulatory rules.</w:t>
       </w:r>
     </w:p>
     <w:p>
@@ -12401,15 +12393,7 @@
         <w:pStyle w:val="ListBullet"/>
       </w:pPr>
       <w:r>
-        <w:t>Stripe- or card-network-controlled holds. Some payout holds are imposed directly by Stripe or by the card networks pursuant to their own compliance, risk, or reserve obligations. Crafters Market cannot override or accelerate those holds where Stripe or the card network controls fund release. In those cases, resolution is governed by Stripe's Connected Account Agreement and the applicable card-network rules, and we will assist you with information and cooperation where reasonably practical.</w:t>
-      </w:r>
-    </w:p>
-    <w:p>
-      <w:pPr>
-        <w:pStyle w:val="ListBullet"/>
-      </w:pPr>
-      <w:r>
-        <w:t>Certain payout holds may be imposed directly by Stripe, payment networks, financial institutions, or regulatory authorities. Crafters Market cannot override those holds where it does not control fund release.</w:t>
+        <w:t>Third-party-controlled holds. Some payout holds are imposed directly by third parties — including Stripe, card networks, payment networks, financial institutions, or regulatory authorities — pursuant to their own compliance, risk, or reserve obligations. Crafters Market cannot override or accelerate those holds where it does not control fund release. In those cases, resolution is governed by Stripe's Connected Account Agreement and the applicable card-network or regulatory rules, and we will assist you with information and cooperation where reasonably practical.</w:t>
       </w:r>
     </w:p>
     <w:p>
@@ -21828,15 +21812,7 @@
         <w:pStyle w:val="ListBullet"/>
       </w:pPr>
       <w:r>
-        <w:t>Some payout holds are imposed directly by Stripe or by the card networks pursuant to their own compliance, risk, or reserve obligations. Crafters Market cannot override or accelerate those holds where Stripe or the card network controls fund release. Those holds are governed by Stripe's Connected Account Agreement and the applicable card-network rules.</w:t>
-      </w:r>
-    </w:p>
-    <w:p>
-      <w:pPr>
-        <w:pStyle w:val="ListBullet"/>
-      </w:pPr>
-      <w:r>
-        <w:t>Certain payout holds may be imposed directly by Stripe, payment networks, financial institutions, or regulatory authorities. Crafters Market cannot override those holds where it does not control fund release.</w:t>
+        <w:t>Some payout holds are imposed directly by third parties — including Stripe, card networks, payment networks, financial institutions, or regulatory authorities — pursuant to their own compliance, risk, or reserve obligations. Crafters Market cannot override or accelerate those holds where it does not control fund release. Those holds are governed by Stripe's Connected Account Agreement and the applicable card-network or regulatory rules.</w:t>
       </w:r>
     </w:p>
     <w:p>
